--- a/ОТЧЕТ 5 ЛАБА МДК01.02.docx
+++ b/ОТЧЕТ 5 ЛАБА МДК01.02.docx
@@ -5,52 +5,498 @@
   <w:body>
     <w:p>
       <w:pPr>
+        <w:spacing w:after="0"/>
+        <w:jc w:val="center"/>
+        <w:rPr>
+          <w:rFonts w:ascii="Times New Roman" w:hAnsi="Times New Roman" w:cs="Times New Roman"/>
+          <w:sz w:val="32"/>
+          <w:szCs w:val="32"/>
+        </w:rPr>
+      </w:pPr>
+      <w:r>
+        <w:rPr>
+          <w:noProof/>
+        </w:rPr>
+        <w:drawing>
+          <wp:inline distT="0" distB="0" distL="0" distR="0" wp14:anchorId="471E8EBA" wp14:editId="7A565600">
+            <wp:extent cx="1097280" cy="1066800"/>
+            <wp:effectExtent l="0" t="0" r="7620" b="0"/>
+            <wp:docPr id="16" name="Рисунок 16"/>
+            <wp:cNvGraphicFramePr>
+              <a:graphicFrameLocks xmlns:a="http://schemas.openxmlformats.org/drawingml/2006/main" noChangeAspect="1"/>
+            </wp:cNvGraphicFramePr>
+            <a:graphic xmlns:a="http://schemas.openxmlformats.org/drawingml/2006/main">
+              <a:graphicData uri="http://schemas.openxmlformats.org/drawingml/2006/picture">
+                <pic:pic xmlns:pic="http://schemas.openxmlformats.org/drawingml/2006/picture">
+                  <pic:nvPicPr>
+                    <pic:cNvPr id="0" name="Рисунок 1"/>
+                    <pic:cNvPicPr>
+                      <a:picLocks noChangeAspect="1" noChangeArrowheads="1"/>
+                    </pic:cNvPicPr>
+                  </pic:nvPicPr>
+                  <pic:blipFill>
+                    <a:blip r:embed="rId5">
+                      <a:extLst>
+                        <a:ext uri="{28A0092B-C50C-407E-A947-70E740481C1C}">
+                          <a14:useLocalDpi xmlns:a14="http://schemas.microsoft.com/office/drawing/2010/main" val="0"/>
+                        </a:ext>
+                      </a:extLst>
+                    </a:blip>
+                    <a:srcRect/>
+                    <a:stretch>
+                      <a:fillRect/>
+                    </a:stretch>
+                  </pic:blipFill>
+                  <pic:spPr bwMode="auto">
+                    <a:xfrm>
+                      <a:off x="0" y="0"/>
+                      <a:ext cx="1097280" cy="1066800"/>
+                    </a:xfrm>
+                    <a:prstGeom prst="rect">
+                      <a:avLst/>
+                    </a:prstGeom>
+                    <a:noFill/>
+                    <a:ln>
+                      <a:noFill/>
+                    </a:ln>
+                  </pic:spPr>
+                </pic:pic>
+              </a:graphicData>
+            </a:graphic>
+          </wp:inline>
+        </w:drawing>
+      </w:r>
+    </w:p>
+    <w:p>
+      <w:pPr>
+        <w:spacing w:after="0"/>
+        <w:jc w:val="center"/>
+        <w:rPr>
+          <w:rFonts w:ascii="Times New Roman" w:hAnsi="Times New Roman" w:cs="Times New Roman"/>
+          <w:sz w:val="32"/>
+          <w:szCs w:val="32"/>
+        </w:rPr>
+      </w:pPr>
+    </w:p>
+    <w:p>
+      <w:pPr>
+        <w:spacing w:after="0"/>
+        <w:jc w:val="center"/>
+        <w:rPr>
+          <w:rFonts w:ascii="Times New Roman" w:hAnsi="Times New Roman" w:cs="Times New Roman"/>
+          <w:sz w:val="32"/>
+          <w:szCs w:val="32"/>
+        </w:rPr>
+      </w:pPr>
+    </w:p>
+    <w:p>
+      <w:pPr>
+        <w:spacing w:after="0"/>
+        <w:jc w:val="center"/>
+        <w:rPr>
+          <w:rFonts w:ascii="Times New Roman" w:hAnsi="Times New Roman" w:cs="Times New Roman"/>
+          <w:sz w:val="32"/>
+          <w:szCs w:val="32"/>
+        </w:rPr>
+      </w:pPr>
+      <w:r>
+        <w:rPr>
+          <w:rFonts w:ascii="Times New Roman" w:hAnsi="Times New Roman" w:cs="Times New Roman"/>
+          <w:sz w:val="32"/>
+          <w:szCs w:val="32"/>
+        </w:rPr>
+        <w:t>МИНИСТЕРСТВО ОБРАЗОВАНИЯ И НАУКИ РЕСПУБЛИКИ БУРЯТИЯ</w:t>
+      </w:r>
+    </w:p>
+    <w:p>
+      <w:pPr>
+        <w:spacing w:after="0"/>
+        <w:jc w:val="center"/>
+        <w:rPr>
+          <w:rFonts w:ascii="Times New Roman" w:hAnsi="Times New Roman" w:cs="Times New Roman"/>
+          <w:sz w:val="32"/>
+          <w:szCs w:val="32"/>
+        </w:rPr>
+      </w:pPr>
+      <w:r>
+        <w:rPr>
+          <w:rFonts w:ascii="Times New Roman" w:hAnsi="Times New Roman" w:cs="Times New Roman"/>
+          <w:sz w:val="32"/>
+          <w:szCs w:val="32"/>
+        </w:rPr>
+        <w:t>Государственное бюджетное профессиональное образовательное учреждение «Улан-Удэнский авиационный техникум»</w:t>
+      </w:r>
+    </w:p>
+    <w:p>
+      <w:pPr>
+        <w:spacing w:after="0"/>
+        <w:jc w:val="center"/>
+        <w:rPr>
+          <w:rFonts w:ascii="Times New Roman" w:hAnsi="Times New Roman" w:cs="Times New Roman"/>
+          <w:sz w:val="32"/>
+          <w:szCs w:val="32"/>
+        </w:rPr>
+      </w:pPr>
+      <w:r>
+        <w:rPr>
+          <w:rFonts w:ascii="Times New Roman" w:hAnsi="Times New Roman" w:cs="Times New Roman"/>
+          <w:sz w:val="32"/>
+          <w:szCs w:val="32"/>
+        </w:rPr>
+        <w:t>«ГБПОУ УУАТ»</w:t>
+      </w:r>
+    </w:p>
+    <w:p>
+      <w:pPr>
+        <w:jc w:val="center"/>
+      </w:pPr>
+    </w:p>
+    <w:p>
+      <w:pPr>
+        <w:jc w:val="center"/>
+      </w:pPr>
+    </w:p>
+    <w:p>
+      <w:pPr>
+        <w:spacing w:after="0"/>
+        <w:jc w:val="right"/>
+        <w:rPr>
+          <w:rFonts w:ascii="Times New Roman" w:hAnsi="Times New Roman" w:cs="Times New Roman"/>
+          <w:sz w:val="28"/>
+          <w:szCs w:val="28"/>
+        </w:rPr>
+      </w:pPr>
+      <w:r>
+        <w:rPr>
+          <w:rFonts w:ascii="Times New Roman" w:hAnsi="Times New Roman" w:cs="Times New Roman"/>
+          <w:sz w:val="28"/>
+          <w:szCs w:val="28"/>
+        </w:rPr>
+        <w:t>Кафедра информационных систем и логистики</w:t>
+      </w:r>
+    </w:p>
+    <w:p>
+      <w:pPr>
+        <w:spacing w:after="0"/>
+        <w:jc w:val="right"/>
+        <w:rPr>
+          <w:rFonts w:ascii="Times New Roman" w:hAnsi="Times New Roman" w:cs="Times New Roman"/>
+          <w:sz w:val="28"/>
+          <w:szCs w:val="28"/>
+        </w:rPr>
+      </w:pPr>
+      <w:r>
+        <w:rPr>
+          <w:rFonts w:ascii="Times New Roman" w:hAnsi="Times New Roman" w:cs="Times New Roman"/>
+          <w:sz w:val="28"/>
+          <w:szCs w:val="28"/>
+        </w:rPr>
+        <w:t>Специальности 09.02.07</w:t>
+      </w:r>
+    </w:p>
+    <w:p>
+      <w:pPr>
+        <w:spacing w:after="0"/>
+        <w:jc w:val="right"/>
+        <w:rPr>
+          <w:rFonts w:ascii="Times New Roman" w:hAnsi="Times New Roman" w:cs="Times New Roman"/>
+          <w:sz w:val="28"/>
+          <w:szCs w:val="28"/>
+        </w:rPr>
+      </w:pPr>
+      <w:r>
+        <w:rPr>
+          <w:rFonts w:ascii="Times New Roman" w:hAnsi="Times New Roman" w:cs="Times New Roman"/>
+          <w:sz w:val="28"/>
+          <w:szCs w:val="28"/>
+        </w:rPr>
+        <w:t>«Информационные системы и программирование»</w:t>
+      </w:r>
+    </w:p>
+    <w:p>
+      <w:pPr>
+        <w:jc w:val="center"/>
+      </w:pPr>
+    </w:p>
+    <w:p>
+      <w:pPr>
+        <w:jc w:val="center"/>
+        <w:rPr>
+          <w:rFonts w:ascii="Times New Roman" w:hAnsi="Times New Roman" w:cs="Times New Roman"/>
+          <w:sz w:val="32"/>
+          <w:szCs w:val="32"/>
+        </w:rPr>
+      </w:pPr>
+      <w:r>
+        <w:rPr>
+          <w:rFonts w:ascii="Times New Roman" w:hAnsi="Times New Roman" w:cs="Times New Roman"/>
+          <w:sz w:val="32"/>
+          <w:szCs w:val="32"/>
+        </w:rPr>
+        <w:t>ОТЧЕТ</w:t>
+      </w:r>
+    </w:p>
+    <w:p>
+      <w:pPr>
+        <w:spacing w:after="0"/>
+        <w:jc w:val="center"/>
+        <w:rPr>
+          <w:rFonts w:ascii="Times New Roman" w:hAnsi="Times New Roman" w:cs="Times New Roman"/>
+          <w:sz w:val="32"/>
+          <w:szCs w:val="32"/>
+        </w:rPr>
+      </w:pPr>
+      <w:r>
+        <w:rPr>
+          <w:rFonts w:ascii="Times New Roman" w:hAnsi="Times New Roman" w:cs="Times New Roman"/>
+          <w:sz w:val="32"/>
+          <w:szCs w:val="32"/>
+        </w:rPr>
+        <w:t>Лабораторная работа №</w:t>
+      </w:r>
+      <w:r>
+        <w:rPr>
+          <w:rFonts w:ascii="Times New Roman" w:hAnsi="Times New Roman" w:cs="Times New Roman"/>
+          <w:sz w:val="32"/>
+          <w:szCs w:val="32"/>
+        </w:rPr>
+        <w:t>5</w:t>
+      </w:r>
+    </w:p>
+    <w:p>
+      <w:pPr>
         <w:pStyle w:val="a3"/>
         <w:spacing w:before="0" w:beforeAutospacing="0" w:after="0" w:afterAutospacing="0"/>
         <w:ind w:left="200" w:firstLine="400"/>
         <w:jc w:val="center"/>
         <w:rPr>
-          <w:b/>
-          <w:bCs/>
-          <w:color w:val="FF0066"/>
-          <w:sz w:val="44"/>
-          <w:szCs w:val="44"/>
-        </w:rPr>
-      </w:pPr>
-      <w:r>
-        <w:rPr>
-          <w:b/>
-          <w:bCs/>
-          <w:color w:val="FF0066"/>
-          <w:sz w:val="44"/>
-          <w:szCs w:val="44"/>
-        </w:rPr>
-        <w:t>Лабораторная работа 5</w:t>
+          <w:color w:val="000000" w:themeColor="text1"/>
+          <w:sz w:val="32"/>
+          <w:szCs w:val="32"/>
+        </w:rPr>
+      </w:pPr>
+      <w:r>
+        <w:rPr>
+          <w:sz w:val="32"/>
+          <w:szCs w:val="32"/>
+        </w:rPr>
+        <w:t xml:space="preserve">Тема: </w:t>
+      </w:r>
+      <w:r>
+        <w:rPr>
+          <w:color w:val="000000" w:themeColor="text1"/>
+          <w:sz w:val="32"/>
+          <w:szCs w:val="32"/>
+        </w:rPr>
+        <w:t>Ручная отладка программного обеспечения</w:t>
       </w:r>
     </w:p>
     <w:p>
       <w:pPr>
         <w:pStyle w:val="a3"/>
-        <w:spacing w:before="0" w:beforeAutospacing="0" w:after="0" w:afterAutospacing="0"/>
-        <w:ind w:left="200" w:firstLine="400"/>
+        <w:spacing w:before="0" w:beforeAutospacing="0" w:after="160" w:afterAutospacing="0"/>
         <w:jc w:val="center"/>
         <w:rPr>
-          <w:b/>
-          <w:bCs/>
-          <w:color w:val="FF0066"/>
-          <w:sz w:val="44"/>
-          <w:szCs w:val="44"/>
-        </w:rPr>
-      </w:pPr>
-      <w:r>
-        <w:rPr>
-          <w:b/>
-          <w:bCs/>
-          <w:color w:val="FF0066"/>
-          <w:sz w:val="44"/>
-          <w:szCs w:val="44"/>
-        </w:rPr>
-        <w:t>Ручная отладка программного обеспечения</w:t>
+          <w:sz w:val="32"/>
+          <w:szCs w:val="32"/>
+        </w:rPr>
+      </w:pPr>
+      <w:r>
+        <w:rPr>
+          <w:sz w:val="32"/>
+          <w:szCs w:val="32"/>
+        </w:rPr>
+        <w:t xml:space="preserve">По дисциплине: </w:t>
+      </w:r>
+      <w:r>
+        <w:rPr>
+          <w:sz w:val="32"/>
+          <w:szCs w:val="32"/>
+        </w:rPr>
+        <w:t>Поддержка и тестирование программных модулей</w:t>
+      </w:r>
+    </w:p>
+    <w:p>
+      <w:pPr>
+        <w:jc w:val="center"/>
+      </w:pPr>
+    </w:p>
+    <w:p>
+      <w:pPr>
+        <w:jc w:val="center"/>
+      </w:pPr>
+    </w:p>
+    <w:p>
+      <w:pPr>
+        <w:jc w:val="center"/>
+        <w:rPr>
+          <w:rFonts w:ascii="Times New Roman" w:hAnsi="Times New Roman" w:cs="Times New Roman"/>
+          <w:color w:val="000000"/>
+          <w:sz w:val="32"/>
+          <w:szCs w:val="32"/>
+          <w:shd w:val="clear" w:color="auto" w:fill="FFFFFF"/>
+        </w:rPr>
+      </w:pPr>
+    </w:p>
+    <w:p>
+      <w:pPr>
+        <w:rPr>
+          <w:rFonts w:ascii="Times New Roman" w:hAnsi="Times New Roman" w:cs="Times New Roman"/>
+          <w:color w:val="000000"/>
+          <w:sz w:val="32"/>
+          <w:szCs w:val="32"/>
+          <w:shd w:val="clear" w:color="auto" w:fill="FFFFFF"/>
+        </w:rPr>
+      </w:pPr>
+    </w:p>
+    <w:p>
+      <w:pPr>
+        <w:spacing w:after="0"/>
+        <w:rPr>
+          <w:rFonts w:ascii="Times New Roman" w:hAnsi="Times New Roman" w:cs="Times New Roman"/>
+          <w:sz w:val="32"/>
+          <w:szCs w:val="32"/>
+        </w:rPr>
+      </w:pPr>
+      <w:r>
+        <w:rPr>
+          <w:rFonts w:ascii="Times New Roman" w:hAnsi="Times New Roman" w:cs="Times New Roman"/>
+          <w:sz w:val="32"/>
+          <w:szCs w:val="32"/>
+        </w:rPr>
+        <w:t>Выполнил:</w:t>
+      </w:r>
+    </w:p>
+    <w:p>
+      <w:pPr>
+        <w:spacing w:after="0"/>
+        <w:rPr>
+          <w:rFonts w:ascii="Times New Roman" w:hAnsi="Times New Roman" w:cs="Times New Roman"/>
+          <w:sz w:val="28"/>
+          <w:szCs w:val="28"/>
+        </w:rPr>
+      </w:pPr>
+      <w:r>
+        <w:rPr>
+          <w:rFonts w:ascii="Times New Roman" w:hAnsi="Times New Roman" w:cs="Times New Roman"/>
+          <w:sz w:val="28"/>
+          <w:szCs w:val="28"/>
+        </w:rPr>
+        <w:t>Студент группы ИС24</w:t>
+      </w:r>
+    </w:p>
+    <w:p>
+      <w:pPr>
+        <w:spacing w:after="0"/>
+        <w:rPr>
+          <w:rFonts w:ascii="Times New Roman" w:hAnsi="Times New Roman" w:cs="Times New Roman"/>
+          <w:sz w:val="28"/>
+          <w:szCs w:val="28"/>
+        </w:rPr>
+      </w:pPr>
+      <w:r>
+        <w:rPr>
+          <w:rFonts w:ascii="Times New Roman" w:hAnsi="Times New Roman" w:cs="Times New Roman"/>
+          <w:sz w:val="28"/>
+          <w:szCs w:val="28"/>
+        </w:rPr>
+        <w:t>Клепалова А.А.</w:t>
+      </w:r>
+    </w:p>
+    <w:p>
+      <w:pPr>
+        <w:spacing w:after="0"/>
+        <w:rPr>
+          <w:rFonts w:ascii="Times New Roman" w:hAnsi="Times New Roman" w:cs="Times New Roman"/>
+          <w:sz w:val="32"/>
+          <w:szCs w:val="32"/>
+        </w:rPr>
+      </w:pPr>
+    </w:p>
+    <w:p>
+      <w:pPr>
+        <w:spacing w:after="0"/>
+        <w:jc w:val="right"/>
+        <w:rPr>
+          <w:rFonts w:ascii="Times New Roman" w:hAnsi="Times New Roman" w:cs="Times New Roman"/>
+          <w:sz w:val="32"/>
+          <w:szCs w:val="32"/>
+        </w:rPr>
+      </w:pPr>
+      <w:r>
+        <w:rPr>
+          <w:rFonts w:ascii="Times New Roman" w:hAnsi="Times New Roman" w:cs="Times New Roman"/>
+          <w:sz w:val="32"/>
+          <w:szCs w:val="32"/>
+        </w:rPr>
+        <w:t>Проверил:</w:t>
+      </w:r>
+    </w:p>
+    <w:p>
+      <w:pPr>
+        <w:spacing w:after="0"/>
+        <w:jc w:val="right"/>
+        <w:rPr>
+          <w:rFonts w:ascii="Times New Roman" w:hAnsi="Times New Roman" w:cs="Times New Roman"/>
+          <w:sz w:val="32"/>
+          <w:szCs w:val="32"/>
+        </w:rPr>
+      </w:pPr>
+      <w:r>
+        <w:rPr>
+          <w:rFonts w:ascii="Times New Roman" w:hAnsi="Times New Roman" w:cs="Times New Roman"/>
+          <w:sz w:val="28"/>
+          <w:szCs w:val="28"/>
+        </w:rPr>
+        <w:t>Болоков И.В</w:t>
+      </w:r>
+    </w:p>
+    <w:p>
+      <w:pPr>
+        <w:spacing w:after="0"/>
+        <w:rPr>
+          <w:rFonts w:ascii="Times New Roman" w:hAnsi="Times New Roman" w:cs="Times New Roman"/>
+          <w:sz w:val="28"/>
+          <w:szCs w:val="28"/>
+        </w:rPr>
+      </w:pPr>
+    </w:p>
+    <w:p>
+      <w:pPr>
+        <w:jc w:val="center"/>
+        <w:rPr>
+          <w:rFonts w:ascii="Times New Roman" w:hAnsi="Times New Roman" w:cs="Times New Roman"/>
+          <w:sz w:val="24"/>
+          <w:szCs w:val="24"/>
+        </w:rPr>
+      </w:pPr>
+      <w:r>
+        <w:rPr>
+          <w:rFonts w:ascii="Times New Roman" w:hAnsi="Times New Roman" w:cs="Times New Roman"/>
+          <w:sz w:val="24"/>
+          <w:szCs w:val="24"/>
+        </w:rPr>
+        <w:t xml:space="preserve">г. Улан-Удэ </w:t>
+      </w:r>
+    </w:p>
+    <w:p>
+      <w:pPr>
+        <w:jc w:val="center"/>
+        <w:rPr>
+          <w:rFonts w:ascii="Times New Roman" w:hAnsi="Times New Roman" w:cs="Times New Roman"/>
+        </w:rPr>
+      </w:pPr>
+      <w:r>
+        <w:rPr>
+          <w:rFonts w:ascii="Times New Roman" w:hAnsi="Times New Roman" w:cs="Times New Roman"/>
+        </w:rPr>
+        <w:t>2026г</w:t>
+      </w:r>
+      <w:r>
+        <w:rPr>
+          <w:rFonts w:ascii="Times New Roman" w:hAnsi="Times New Roman" w:cs="Times New Roman"/>
+        </w:rPr>
+        <w:t>.</w:t>
       </w:r>
     </w:p>
     <w:p>
@@ -102,7 +548,7 @@
                     <pic:cNvPicPr/>
                   </pic:nvPicPr>
                   <pic:blipFill>
-                    <a:blip r:embed="rId5" cstate="print">
+                    <a:blip r:embed="rId6" cstate="print">
                       <a:extLst>
                         <a:ext uri="{28A0092B-C50C-407E-A947-70E740481C1C}">
                           <a14:useLocalDpi xmlns:a14="http://schemas.microsoft.com/office/drawing/2010/main" val="0"/>
@@ -211,7 +657,7 @@
                     <pic:cNvPicPr/>
                   </pic:nvPicPr>
                   <pic:blipFill>
-                    <a:blip r:embed="rId6">
+                    <a:blip r:embed="rId7">
                       <a:extLst>
                         <a:ext uri="{28A0092B-C50C-407E-A947-70E740481C1C}">
                           <a14:useLocalDpi xmlns:a14="http://schemas.microsoft.com/office/drawing/2010/main" val="0"/>
@@ -274,7 +720,7 @@
                     <pic:cNvPicPr/>
                   </pic:nvPicPr>
                   <pic:blipFill>
-                    <a:blip r:embed="rId7">
+                    <a:blip r:embed="rId8">
                       <a:extLst>
                         <a:ext uri="{28A0092B-C50C-407E-A947-70E740481C1C}">
                           <a14:useLocalDpi xmlns:a14="http://schemas.microsoft.com/office/drawing/2010/main" val="0"/>
@@ -914,7 +1360,7 @@
                     <pic:cNvPicPr/>
                   </pic:nvPicPr>
                   <pic:blipFill>
-                    <a:blip r:embed="rId8">
+                    <a:blip r:embed="rId9">
                       <a:extLst>
                         <a:ext uri="{28A0092B-C50C-407E-A947-70E740481C1C}">
                           <a14:useLocalDpi xmlns:a14="http://schemas.microsoft.com/office/drawing/2010/main" val="0"/>
@@ -1013,7 +1459,7 @@
                     <pic:cNvPicPr/>
                   </pic:nvPicPr>
                   <pic:blipFill>
-                    <a:blip r:embed="rId9">
+                    <a:blip r:embed="rId10">
                       <a:extLst>
                         <a:ext uri="{28A0092B-C50C-407E-A947-70E740481C1C}">
                           <a14:useLocalDpi xmlns:a14="http://schemas.microsoft.com/office/drawing/2010/main" val="0"/>
@@ -1114,7 +1560,7 @@
                     <pic:cNvPicPr/>
                   </pic:nvPicPr>
                   <pic:blipFill>
-                    <a:blip r:embed="rId10">
+                    <a:blip r:embed="rId11">
                       <a:extLst>
                         <a:ext uri="{28A0092B-C50C-407E-A947-70E740481C1C}">
                           <a14:useLocalDpi xmlns:a14="http://schemas.microsoft.com/office/drawing/2010/main" val="0"/>
@@ -1260,7 +1706,7 @@
                     <pic:cNvPicPr/>
                   </pic:nvPicPr>
                   <pic:blipFill>
-                    <a:blip r:embed="rId11">
+                    <a:blip r:embed="rId12">
                       <a:extLst>
                         <a:ext uri="{28A0092B-C50C-407E-A947-70E740481C1C}">
                           <a14:useLocalDpi xmlns:a14="http://schemas.microsoft.com/office/drawing/2010/main" val="0"/>
@@ -1394,7 +1840,7 @@
                     <pic:cNvPicPr/>
                   </pic:nvPicPr>
                   <pic:blipFill>
-                    <a:blip r:embed="rId12">
+                    <a:blip r:embed="rId13">
                       <a:extLst>
                         <a:ext uri="{28A0092B-C50C-407E-A947-70E740481C1C}">
                           <a14:useLocalDpi xmlns:a14="http://schemas.microsoft.com/office/drawing/2010/main" val="0"/>
@@ -1541,7 +1987,7 @@
                     <pic:cNvPicPr/>
                   </pic:nvPicPr>
                   <pic:blipFill>
-                    <a:blip r:embed="rId13">
+                    <a:blip r:embed="rId14">
                       <a:extLst>
                         <a:ext uri="{28A0092B-C50C-407E-A947-70E740481C1C}">
                           <a14:useLocalDpi xmlns:a14="http://schemas.microsoft.com/office/drawing/2010/main" val="0"/>
@@ -1859,7 +2305,6 @@
         <w:t xml:space="preserve"> </w:t>
       </w:r>
       <w:proofErr w:type="spellStart"/>
-      <w:proofErr w:type="gramStart"/>
       <w:r>
         <w:rPr>
           <w:rFonts w:ascii="Cascadia Mono" w:hAnsi="Cascadia Mono" w:cs="Cascadia Mono"/>
@@ -1872,7 +2317,6 @@
         <w:t>System.Windows.Forms</w:t>
       </w:r>
       <w:proofErr w:type="spellEnd"/>
-      <w:proofErr w:type="gramEnd"/>
       <w:r>
         <w:rPr>
           <w:rFonts w:ascii="Cascadia Mono" w:hAnsi="Cascadia Mono" w:cs="Cascadia Mono"/>
@@ -2083,42 +2527,18 @@
           <w:highlight w:val="white"/>
           <w:lang w:val="en-US"/>
         </w:rPr>
-        <w:t>Form</w:t>
-      </w:r>
-      <w:proofErr w:type="gramStart"/>
-      <w:r>
-        <w:rPr>
-          <w:rFonts w:ascii="Cascadia Mono" w:hAnsi="Cascadia Mono" w:cs="Cascadia Mono"/>
-          <w:color w:val="2B91AF"/>
-          <w:sz w:val="19"/>
-          <w:szCs w:val="19"/>
-          <w:highlight w:val="white"/>
-          <w:lang w:val="en-US"/>
-        </w:rPr>
-        <w:t>1</w:t>
-      </w:r>
-      <w:r>
-        <w:rPr>
-          <w:rFonts w:ascii="Cascadia Mono" w:hAnsi="Cascadia Mono" w:cs="Cascadia Mono"/>
-          <w:color w:val="000000"/>
-          <w:sz w:val="19"/>
-          <w:szCs w:val="19"/>
-          <w:highlight w:val="white"/>
-          <w:lang w:val="en-US"/>
-        </w:rPr>
-        <w:t xml:space="preserve"> :</w:t>
-      </w:r>
-      <w:proofErr w:type="gramEnd"/>
-      <w:r>
-        <w:rPr>
-          <w:rFonts w:ascii="Cascadia Mono" w:hAnsi="Cascadia Mono" w:cs="Cascadia Mono"/>
-          <w:color w:val="000000"/>
-          <w:sz w:val="19"/>
-          <w:szCs w:val="19"/>
-          <w:highlight w:val="white"/>
-          <w:lang w:val="en-US"/>
-        </w:rPr>
-        <w:t xml:space="preserve"> </w:t>
+        <w:t>Form1</w:t>
+      </w:r>
+      <w:r>
+        <w:rPr>
+          <w:rFonts w:ascii="Cascadia Mono" w:hAnsi="Cascadia Mono" w:cs="Cascadia Mono"/>
+          <w:color w:val="000000"/>
+          <w:sz w:val="19"/>
+          <w:szCs w:val="19"/>
+          <w:highlight w:val="white"/>
+          <w:lang w:val="en-US"/>
+        </w:rPr>
+        <w:t xml:space="preserve"> : </w:t>
       </w:r>
       <w:r>
         <w:rPr>
@@ -2283,7 +2703,6 @@
         </w:rPr>
         <w:t xml:space="preserve">            </w:t>
       </w:r>
-      <w:proofErr w:type="gramStart"/>
       <w:r>
         <w:rPr>
           <w:rFonts w:ascii="Cascadia Mono" w:hAnsi="Cascadia Mono" w:cs="Cascadia Mono"/>
@@ -2304,19 +2723,7 @@
           <w:highlight w:val="white"/>
           <w:lang w:val="en-US"/>
         </w:rPr>
-        <w:t>(</w:t>
-      </w:r>
-      <w:proofErr w:type="gramEnd"/>
-      <w:r>
-        <w:rPr>
-          <w:rFonts w:ascii="Cascadia Mono" w:hAnsi="Cascadia Mono" w:cs="Cascadia Mono"/>
-          <w:color w:val="000000"/>
-          <w:sz w:val="19"/>
-          <w:szCs w:val="19"/>
-          <w:highlight w:val="white"/>
-          <w:lang w:val="en-US"/>
-        </w:rPr>
-        <w:t>);</w:t>
+        <w:t>();</w:t>
       </w:r>
     </w:p>
     <w:p>
@@ -2441,19 +2848,7 @@
           <w:highlight w:val="white"/>
           <w:lang w:val="en-US"/>
         </w:rPr>
-        <w:t>button1_</w:t>
-      </w:r>
-      <w:proofErr w:type="gramStart"/>
-      <w:r>
-        <w:rPr>
-          <w:rFonts w:ascii="Cascadia Mono" w:hAnsi="Cascadia Mono" w:cs="Cascadia Mono"/>
-          <w:color w:val="74531F"/>
-          <w:sz w:val="19"/>
-          <w:szCs w:val="19"/>
-          <w:highlight w:val="white"/>
-          <w:lang w:val="en-US"/>
-        </w:rPr>
-        <w:t>Click</w:t>
+        <w:t>button1_Click</w:t>
       </w:r>
       <w:r>
         <w:rPr>
@@ -2466,7 +2861,6 @@
         </w:rPr>
         <w:t>(</w:t>
       </w:r>
-      <w:proofErr w:type="gramEnd"/>
       <w:r>
         <w:rPr>
           <w:rFonts w:ascii="Cascadia Mono" w:hAnsi="Cascadia Mono" w:cs="Cascadia Mono"/>
@@ -2797,7 +3191,6 @@
         <w:t xml:space="preserve"> = </w:t>
       </w:r>
       <w:proofErr w:type="spellStart"/>
-      <w:proofErr w:type="gramStart"/>
       <w:r>
         <w:rPr>
           <w:rFonts w:ascii="Cascadia Mono" w:hAnsi="Cascadia Mono" w:cs="Cascadia Mono"/>
@@ -2832,7 +3225,6 @@
         <w:t>Parse</w:t>
       </w:r>
       <w:proofErr w:type="spellEnd"/>
-      <w:proofErr w:type="gramEnd"/>
       <w:r>
         <w:rPr>
           <w:rFonts w:ascii="Cascadia Mono" w:hAnsi="Cascadia Mono" w:cs="Cascadia Mono"/>
@@ -2916,7 +3308,6 @@
         <w:t xml:space="preserve"> = </w:t>
       </w:r>
       <w:proofErr w:type="spellStart"/>
-      <w:proofErr w:type="gramStart"/>
       <w:r>
         <w:rPr>
           <w:rFonts w:ascii="Cascadia Mono" w:hAnsi="Cascadia Mono" w:cs="Cascadia Mono"/>
@@ -2951,7 +3342,6 @@
         <w:t>Parse</w:t>
       </w:r>
       <w:proofErr w:type="spellEnd"/>
-      <w:proofErr w:type="gramEnd"/>
       <w:r>
         <w:rPr>
           <w:rFonts w:ascii="Cascadia Mono" w:hAnsi="Cascadia Mono" w:cs="Cascadia Mono"/>
@@ -3035,7 +3425,6 @@
         <w:t xml:space="preserve"> = </w:t>
       </w:r>
       <w:proofErr w:type="spellStart"/>
-      <w:proofErr w:type="gramStart"/>
       <w:r>
         <w:rPr>
           <w:rFonts w:ascii="Cascadia Mono" w:hAnsi="Cascadia Mono" w:cs="Cascadia Mono"/>
@@ -3070,7 +3459,6 @@
         <w:t>Parse</w:t>
       </w:r>
       <w:proofErr w:type="spellEnd"/>
-      <w:proofErr w:type="gramEnd"/>
       <w:r>
         <w:rPr>
           <w:rFonts w:ascii="Cascadia Mono" w:hAnsi="Cascadia Mono" w:cs="Cascadia Mono"/>
@@ -4243,19 +4631,7 @@
           <w:highlight w:val="white"/>
           <w:lang w:val="en-US"/>
         </w:rPr>
-        <w:t>, 4</w:t>
-      </w:r>
-      <w:proofErr w:type="gramStart"/>
-      <w:r>
-        <w:rPr>
-          <w:rFonts w:ascii="Cascadia Mono" w:hAnsi="Cascadia Mono" w:cs="Cascadia Mono"/>
-          <w:color w:val="000000"/>
-          <w:sz w:val="19"/>
-          <w:szCs w:val="19"/>
-          <w:highlight w:val="white"/>
-          <w:lang w:val="en-US"/>
-        </w:rPr>
-        <w:t>).</w:t>
+        <w:t>, 4).</w:t>
       </w:r>
       <w:proofErr w:type="spellStart"/>
       <w:r>
@@ -4270,7 +4646,6 @@
         <w:t>ToString</w:t>
       </w:r>
       <w:proofErr w:type="spellEnd"/>
-      <w:proofErr w:type="gramEnd"/>
       <w:r>
         <w:rPr>
           <w:rFonts w:ascii="Cascadia Mono" w:hAnsi="Cascadia Mono" w:cs="Cascadia Mono"/>
@@ -4356,19 +4731,7 @@
           <w:highlight w:val="white"/>
           <w:lang w:val="en-US"/>
         </w:rPr>
-        <w:t xml:space="preserve"> </w:t>
-      </w:r>
-      <w:proofErr w:type="gramStart"/>
-      <w:r>
-        <w:rPr>
-          <w:rFonts w:ascii="Cascadia Mono" w:hAnsi="Cascadia Mono" w:cs="Cascadia Mono"/>
-          <w:color w:val="000000"/>
-          <w:sz w:val="19"/>
-          <w:szCs w:val="19"/>
-          <w:highlight w:val="white"/>
-          <w:lang w:val="en-US"/>
-        </w:rPr>
-        <w:t xml:space="preserve">{ </w:t>
+        <w:t xml:space="preserve"> { </w:t>
       </w:r>
       <w:proofErr w:type="spellStart"/>
       <w:r>
@@ -4405,7 +4768,6 @@
         <w:t>Show</w:t>
       </w:r>
       <w:proofErr w:type="spellEnd"/>
-      <w:proofErr w:type="gramEnd"/>
       <w:r>
         <w:rPr>
           <w:rFonts w:ascii="Cascadia Mono" w:hAnsi="Cascadia Mono" w:cs="Cascadia Mono"/>
@@ -4742,7 +5104,6 @@
         <w:t xml:space="preserve"> = </w:t>
       </w:r>
       <w:proofErr w:type="spellStart"/>
-      <w:proofErr w:type="gramStart"/>
       <w:r>
         <w:rPr>
           <w:rFonts w:ascii="Cascadia Mono" w:hAnsi="Cascadia Mono" w:cs="Cascadia Mono"/>
@@ -4777,7 +5138,6 @@
         <w:t>Parse</w:t>
       </w:r>
       <w:proofErr w:type="spellEnd"/>
-      <w:proofErr w:type="gramEnd"/>
       <w:r>
         <w:rPr>
           <w:rFonts w:ascii="Cascadia Mono" w:hAnsi="Cascadia Mono" w:cs="Cascadia Mono"/>
@@ -4861,7 +5221,6 @@
         <w:t xml:space="preserve"> = </w:t>
       </w:r>
       <w:proofErr w:type="spellStart"/>
-      <w:proofErr w:type="gramStart"/>
       <w:r>
         <w:rPr>
           <w:rFonts w:ascii="Cascadia Mono" w:hAnsi="Cascadia Mono" w:cs="Cascadia Mono"/>
@@ -4896,7 +5255,6 @@
         <w:t>Parse</w:t>
       </w:r>
       <w:proofErr w:type="spellEnd"/>
-      <w:proofErr w:type="gramEnd"/>
       <w:r>
         <w:rPr>
           <w:rFonts w:ascii="Cascadia Mono" w:hAnsi="Cascadia Mono" w:cs="Cascadia Mono"/>
@@ -6518,19 +6876,7 @@
           <w:highlight w:val="white"/>
           <w:lang w:val="en-US"/>
         </w:rPr>
-        <w:t>, 4</w:t>
-      </w:r>
-      <w:proofErr w:type="gramStart"/>
-      <w:r>
-        <w:rPr>
-          <w:rFonts w:ascii="Cascadia Mono" w:hAnsi="Cascadia Mono" w:cs="Cascadia Mono"/>
-          <w:color w:val="000000"/>
-          <w:sz w:val="19"/>
-          <w:szCs w:val="19"/>
-          <w:highlight w:val="white"/>
-          <w:lang w:val="en-US"/>
-        </w:rPr>
-        <w:t>).</w:t>
+        <w:t>, 4).</w:t>
       </w:r>
       <w:proofErr w:type="spellStart"/>
       <w:r>
@@ -6545,7 +6891,6 @@
         <w:t>ToString</w:t>
       </w:r>
       <w:proofErr w:type="spellEnd"/>
-      <w:proofErr w:type="gramEnd"/>
       <w:r>
         <w:rPr>
           <w:rFonts w:ascii="Cascadia Mono" w:hAnsi="Cascadia Mono" w:cs="Cascadia Mono"/>
@@ -6625,34 +6970,9 @@
           <w:highlight w:val="white"/>
           <w:lang w:val="en-US"/>
         </w:rPr>
-        <w:t xml:space="preserve">                    textBox7.ForeColor = </w:t>
-      </w:r>
-      <w:proofErr w:type="gramStart"/>
-      <w:r>
-        <w:rPr>
-          <w:rFonts w:ascii="Cascadia Mono" w:hAnsi="Cascadia Mono" w:cs="Cascadia Mono"/>
-          <w:color w:val="000000"/>
-          <w:sz w:val="19"/>
-          <w:szCs w:val="19"/>
-          <w:highlight w:val="white"/>
-          <w:lang w:val="en-US"/>
-        </w:rPr>
-        <w:t>checkBox1.Checked ?</w:t>
-      </w:r>
-      <w:proofErr w:type="gramEnd"/>
-      <w:r>
-        <w:rPr>
-          <w:rFonts w:ascii="Cascadia Mono" w:hAnsi="Cascadia Mono" w:cs="Cascadia Mono"/>
-          <w:color w:val="000000"/>
-          <w:sz w:val="19"/>
-          <w:szCs w:val="19"/>
-          <w:highlight w:val="white"/>
-          <w:lang w:val="en-US"/>
-        </w:rPr>
-        <w:t xml:space="preserve"> </w:t>
+        <w:t xml:space="preserve">                    textBox7.ForeColor = checkBox1.Checked ? </w:t>
       </w:r>
       <w:proofErr w:type="spellStart"/>
-      <w:proofErr w:type="gramStart"/>
       <w:r>
         <w:rPr>
           <w:rFonts w:ascii="Cascadia Mono" w:hAnsi="Cascadia Mono" w:cs="Cascadia Mono"/>
@@ -6685,19 +7005,7 @@
           <w:highlight w:val="white"/>
           <w:lang w:val="en-US"/>
         </w:rPr>
-        <w:t xml:space="preserve"> :</w:t>
-      </w:r>
-      <w:proofErr w:type="gramEnd"/>
-      <w:r>
-        <w:rPr>
-          <w:rFonts w:ascii="Cascadia Mono" w:hAnsi="Cascadia Mono" w:cs="Cascadia Mono"/>
-          <w:color w:val="000000"/>
-          <w:sz w:val="19"/>
-          <w:szCs w:val="19"/>
-          <w:highlight w:val="white"/>
-          <w:lang w:val="en-US"/>
-        </w:rPr>
-        <w:t xml:space="preserve"> </w:t>
+        <w:t xml:space="preserve"> : </w:t>
       </w:r>
       <w:proofErr w:type="spellStart"/>
       <w:r>
@@ -7058,29 +7366,7 @@
           <w:sz w:val="36"/>
           <w:szCs w:val="36"/>
         </w:rPr>
-        <w:t xml:space="preserve">Задание 2. </w:t>
-      </w:r>
-      <w:proofErr w:type="gramStart"/>
-      <w:r>
-        <w:rPr>
-          <w:b/>
-          <w:bCs/>
-          <w:color w:val="FF0066"/>
-          <w:sz w:val="36"/>
-          <w:szCs w:val="36"/>
-        </w:rPr>
-        <w:t>Согласно поставленной задаче</w:t>
-      </w:r>
-      <w:proofErr w:type="gramEnd"/>
-      <w:r>
-        <w:rPr>
-          <w:b/>
-          <w:bCs/>
-          <w:color w:val="FF0066"/>
-          <w:sz w:val="36"/>
-          <w:szCs w:val="36"/>
-        </w:rPr>
-        <w:t xml:space="preserve"> выполните ручную отладку:</w:t>
+        <w:t>Задание 2. Согласно поставленной задаче выполните ручную отладку:</w:t>
       </w:r>
     </w:p>
     <w:p>
@@ -7166,7 +7452,7 @@
                     <pic:cNvPicPr/>
                   </pic:nvPicPr>
                   <pic:blipFill>
-                    <a:blip r:embed="rId14">
+                    <a:blip r:embed="rId15">
                       <a:extLst>
                         <a:ext uri="{28A0092B-C50C-407E-A947-70E740481C1C}">
                           <a14:useLocalDpi xmlns:a14="http://schemas.microsoft.com/office/drawing/2010/main" val="0"/>
@@ -7433,7 +7719,7 @@
                     <pic:cNvPicPr/>
                   </pic:nvPicPr>
                   <pic:blipFill>
-                    <a:blip r:embed="rId15">
+                    <a:blip r:embed="rId16">
                       <a:extLst>
                         <a:ext uri="{28A0092B-C50C-407E-A947-70E740481C1C}">
                           <a14:useLocalDpi xmlns:a14="http://schemas.microsoft.com/office/drawing/2010/main" val="0"/>
@@ -7542,8 +7828,30 @@
           <w:color w:val="FF0066"/>
           <w:sz w:val="32"/>
           <w:szCs w:val="32"/>
-        </w:rPr>
-        <w:t xml:space="preserve">radioButton1 </w:t>
+          <w:lang w:val="en-US"/>
+        </w:rPr>
+        <w:t>radioButton1 cos(x)</w:t>
+      </w:r>
+    </w:p>
+    <w:p>
+      <w:pPr>
+        <w:rPr>
+          <w:rFonts w:ascii="Times New Roman" w:hAnsi="Times New Roman" w:cs="Times New Roman"/>
+          <w:color w:val="FF0066"/>
+          <w:sz w:val="32"/>
+          <w:szCs w:val="32"/>
+          <w:lang w:val="en-US" w:eastAsia="ru-RU"/>
+        </w:rPr>
+      </w:pPr>
+      <w:r>
+        <w:rPr>
+          <w:rFonts w:ascii="Times New Roman" w:hAnsi="Times New Roman" w:cs="Times New Roman"/>
+          <w:color w:val="FF0066"/>
+          <w:sz w:val="32"/>
+          <w:szCs w:val="32"/>
+          <w:lang w:val="en-US"/>
+        </w:rPr>
+        <w:t xml:space="preserve">radioButton2 </w:t>
       </w:r>
       <w:proofErr w:type="spellStart"/>
       <w:r>
@@ -7552,8 +7860,9 @@
           <w:color w:val="FF0066"/>
           <w:sz w:val="32"/>
           <w:szCs w:val="32"/>
-        </w:rPr>
-        <w:t>cos</w:t>
+          <w:lang w:val="en-US"/>
+        </w:rPr>
+        <w:t>sqr</w:t>
       </w:r>
       <w:proofErr w:type="spellEnd"/>
       <w:r>
@@ -7562,6 +7871,7 @@
           <w:color w:val="FF0066"/>
           <w:sz w:val="32"/>
           <w:szCs w:val="32"/>
+          <w:lang w:val="en-US"/>
         </w:rPr>
         <w:t>(x)</w:t>
       </w:r>
@@ -7573,19 +7883,9 @@
           <w:color w:val="FF0066"/>
           <w:sz w:val="32"/>
           <w:szCs w:val="32"/>
-          <w:lang w:val="en-US" w:eastAsia="ru-RU"/>
-        </w:rPr>
-      </w:pPr>
-      <w:r>
-        <w:rPr>
-          <w:rFonts w:ascii="Times New Roman" w:hAnsi="Times New Roman" w:cs="Times New Roman"/>
-          <w:color w:val="FF0066"/>
-          <w:sz w:val="32"/>
-          <w:szCs w:val="32"/>
-          <w:lang w:val="en-US"/>
-        </w:rPr>
-        <w:t xml:space="preserve">radioButton2 </w:t>
-      </w:r>
+          <w:lang w:eastAsia="ru-RU"/>
+        </w:rPr>
+      </w:pPr>
       <w:proofErr w:type="spellStart"/>
       <w:r>
         <w:rPr>
@@ -7595,7 +7895,7 @@
           <w:szCs w:val="32"/>
           <w:lang w:val="en-US"/>
         </w:rPr>
-        <w:t>sqr</w:t>
+        <w:t>radioButton</w:t>
       </w:r>
       <w:proofErr w:type="spellEnd"/>
       <w:r>
@@ -7604,30 +7904,46 @@
           <w:color w:val="FF0066"/>
           <w:sz w:val="32"/>
           <w:szCs w:val="32"/>
-          <w:lang w:val="en-US"/>
-        </w:rPr>
-        <w:t>(x)</w:t>
-      </w:r>
-    </w:p>
-    <w:p>
-      <w:pPr>
-        <w:rPr>
-          <w:rFonts w:ascii="Times New Roman" w:hAnsi="Times New Roman" w:cs="Times New Roman"/>
-          <w:color w:val="FF0066"/>
-          <w:sz w:val="32"/>
-          <w:szCs w:val="32"/>
-          <w:lang w:val="en-US" w:eastAsia="ru-RU"/>
-        </w:rPr>
-      </w:pPr>
-      <w:r>
-        <w:rPr>
-          <w:rFonts w:ascii="Times New Roman" w:hAnsi="Times New Roman" w:cs="Times New Roman"/>
-          <w:color w:val="FF0066"/>
-          <w:sz w:val="32"/>
-          <w:szCs w:val="32"/>
-          <w:lang w:val="en-US"/>
-        </w:rPr>
-        <w:t>radioButton3 exp(x)</w:t>
+        </w:rPr>
+        <w:t xml:space="preserve">3 </w:t>
+      </w:r>
+      <w:r>
+        <w:rPr>
+          <w:rFonts w:ascii="Times New Roman" w:hAnsi="Times New Roman" w:cs="Times New Roman"/>
+          <w:color w:val="FF0066"/>
+          <w:sz w:val="32"/>
+          <w:szCs w:val="32"/>
+          <w:lang w:val="en-US"/>
+        </w:rPr>
+        <w:t>exp</w:t>
+      </w:r>
+      <w:r>
+        <w:rPr>
+          <w:rFonts w:ascii="Times New Roman" w:hAnsi="Times New Roman" w:cs="Times New Roman"/>
+          <w:color w:val="FF0066"/>
+          <w:sz w:val="32"/>
+          <w:szCs w:val="32"/>
+        </w:rPr>
+        <w:t>(</w:t>
+      </w:r>
+      <w:r>
+        <w:rPr>
+          <w:rFonts w:ascii="Times New Roman" w:hAnsi="Times New Roman" w:cs="Times New Roman"/>
+          <w:color w:val="FF0066"/>
+          <w:sz w:val="32"/>
+          <w:szCs w:val="32"/>
+          <w:lang w:val="en-US"/>
+        </w:rPr>
+        <w:t>x</w:t>
+      </w:r>
+      <w:r>
+        <w:rPr>
+          <w:rFonts w:ascii="Times New Roman" w:hAnsi="Times New Roman" w:cs="Times New Roman"/>
+          <w:color w:val="FF0066"/>
+          <w:sz w:val="32"/>
+          <w:szCs w:val="32"/>
+        </w:rPr>
+        <w:t>)</w:t>
       </w:r>
     </w:p>
     <w:p>
@@ -14720,6 +15036,7 @@
   <w:style w:type="character" w:default="1" w:styleId="a0">
     <w:name w:val="Default Paragraph Font"/>
     <w:uiPriority w:val="1"/>
+    <w:semiHidden/>
     <w:unhideWhenUsed/>
   </w:style>
   <w:style w:type="table" w:default="1" w:styleId="a1">
@@ -14747,7 +15064,6 @@
     <w:name w:val="Normal (Web)"/>
     <w:basedOn w:val="a"/>
     <w:uiPriority w:val="99"/>
-    <w:semiHidden/>
     <w:unhideWhenUsed/>
     <w:rsid w:val="003A4CDC"/>
     <w:pPr>
